--- a/word_reports/LP_0375_위치_176_Wham!_Last Christmas.docx
+++ b/word_reports/LP_0375_위치_176_Wham!_Last Christmas.docx
@@ -4,7 +4,7 @@
   <w:body>
     <w:p>
       <w:pPr>
-        <w:spacing w:after="280"/>
+        <w:spacing w:after="80"/>
       </w:pPr>
       <w:r>
         <w:rPr w:rFonts="맑은 고딕">
@@ -13,94 +13,47 @@
           <w:color w:val="1E3A8A"/>
           <w:sz w:val="30"/>
         </w:rPr>
-        <w:t>[176] Wham! - Last Christmas</w:t>
+        <w:t>Wham! (왐!) - Last Christmas</w:t>
       </w:r>
     </w:p>
     <w:p>
       <w:pPr>
-        <w:spacing w:after="320"/>
+        <w:spacing w:after="240"/>
       </w:pPr>
       <w:r>
         <w:rPr w:rFonts="맑은 고딕">
           <w:rFonts w:ascii="맑은 고딕" w:hAnsi="맑은 고딕" w:eastAsia="맑은 고딕"/>
           <w:b/>
-          <w:sz w:val="20"/>
+          <w:color w:val="4B5563"/>
+          <w:sz w:val="22"/>
         </w:rPr>
-        <w:t>■ 위치 : 176</w:t>
-        <w:br/>
-      </w:r>
-      <w:r>
-        <w:rPr w:rFonts="맑은 고딕">
-          <w:rFonts w:ascii="맑은 고딕" w:hAnsi="맑은 고딕" w:eastAsia="맑은 고딕"/>
-          <w:b/>
-          <w:sz w:val="20"/>
-        </w:rPr>
-        <w:t>■ 아티스트 : Wham!</w:t>
-        <w:br/>
-      </w:r>
-      <w:r>
-        <w:rPr w:rFonts="맑은 고딕">
-          <w:rFonts w:ascii="맑은 고딕" w:hAnsi="맑은 고딕" w:eastAsia="맑은 고딕"/>
-          <w:b/>
-          <w:sz w:val="20"/>
-        </w:rPr>
-        <w:t>■ 앨범명 : Last Christmas</w:t>
-        <w:br/>
-      </w:r>
-      <w:r>
-        <w:rPr w:rFonts="맑은 고딕">
-          <w:rFonts w:ascii="맑은 고딕" w:hAnsi="맑은 고딕" w:eastAsia="맑은 고딕"/>
-          <w:b w:val="0"/>
-          <w:sz w:val="20"/>
-        </w:rPr>
-        <w:t>■ 음반 레이블 : Epic Records</w:t>
-        <w:br/>
-      </w:r>
-      <w:r>
-        <w:rPr w:rFonts="맑은 고딕">
-          <w:rFonts w:ascii="맑은 고딕" w:hAnsi="맑은 고딕" w:eastAsia="맑은 고딕"/>
-          <w:b w:val="0"/>
-          <w:sz w:val="20"/>
-        </w:rPr>
-        <w:t>■ 발매년도 : 1984</w:t>
-        <w:br/>
-      </w:r>
-      <w:r>
-        <w:rPr w:rFonts="맑은 고딕">
-          <w:rFonts w:ascii="맑은 고딕" w:hAnsi="맑은 고딕" w:eastAsia="맑은 고딕"/>
-          <w:b w:val="0"/>
-          <w:sz w:val="20"/>
-        </w:rPr>
-        <w:t>■ 장르 : 신스팝 (Synth-pop), 크리스마스 팝 (Christmas Pop)</w:t>
-        <w:br/>
-      </w:r>
-      <w:r>
-        <w:rPr w:rFonts="맑은 고딕">
-          <w:rFonts w:ascii="맑은 고딕" w:hAnsi="맑은 고딕" w:eastAsia="맑은 고딕"/>
-          <w:b w:val="0"/>
-          <w:sz w:val="20"/>
-        </w:rPr>
-        <w:t>■ 주요 수록곡 : 1. Last Christmas</w:t>
-        <w:br/>
+        <w:t>위치 :  176</w:t>
       </w:r>
     </w:p>
     <w:p>
       <w:pPr>
-        <w:spacing w:after="160"/>
+        <w:spacing w:line="324" w:lineRule="auto" w:before="80" w:after="160"/>
       </w:pPr>
       <w:r>
         <w:rPr w:rFonts="맑은 고딕">
           <w:rFonts w:ascii="맑은 고딕" w:hAnsi="맑은 고딕" w:eastAsia="맑은 고딕"/>
           <w:b/>
           <w:color w:val="1F2937"/>
-          <w:sz w:val="24"/>
+          <w:sz w:val="22"/>
         </w:rPr>
-        <w:t>■ 음반 해설 및 감상 가이드</w:t>
+        <w:t xml:space="preserve">[음반 소개] </w:t>
+      </w:r>
+      <w:r>
+        <w:rPr w:rFonts="맑은 고딕">
+          <w:rFonts w:ascii="맑은 고딕" w:hAnsi="맑은 고딕" w:eastAsia="맑은 고딕"/>
+          <w:b w:val="0"/>
+          <w:sz w:val="21"/>
+        </w:rPr>
       </w:r>
     </w:p>
     <w:p>
       <w:pPr>
-        <w:spacing w:line="312" w:lineRule="auto" w:after="120"/>
+        <w:spacing w:line="324" w:lineRule="auto" w:after="120"/>
       </w:pPr>
       <w:r>
         <w:rPr w:rFonts="맑은 고딕">
@@ -108,51 +61,516 @@
           <w:b w:val="0"/>
           <w:sz w:val="21"/>
         </w:rPr>
-        <w:t>1984년 12월 세상에 첫선을 보인 웸!(Wham!)의 &lt;Last Christmas&gt;는 대중음악 역사상 가장 아름답고 애틋한 크리스마스 찬가이자, 1980년대 신스팝(Synth-pop) 시대를 대표하는 팝 아카이브의 금자탑입니다. 당시 조지 마이클(George Michael)과 앤드류 리즐리(Andrew Ridgeley)로 구성된 팝 듀오 웸!은 그야말로 시대를 풍미하는 최전성기를 누리고 있었습니다. 특히 조지 마이클은 부모님의 집 침실에서 오직 시퀀서와 신디사이저만을 이용해 이 불멸의 멜로디를 직접 써 내려갔으며, 발매 직후 수십 년이 지난 지금까지도 매년 겨울이 오면 세계인의 가슴을 두드리는 클래식으로 자리 잡았습니다.</w:t>
+        <w:t>겨울의 문턱에서 피어나는 아련한 회한과 찬란한 청춘의 낭만을 담아낸 &lt;Last Christmas&gt;는 반세기에 가까운 세월 동안 전 세계인의 가슴을 적셔온 불멸의 팝 클래식입니다. 조지 마이클의 천재적인 멜로디 감각과 섬세한 보컬 미학이 응축된 이 작품은 단순한 연말 시즌송의 경계를 훌쩍 뛰어넘어, 팝 음악이 도달할 수 있는 가장 우아하고 서정적인 비가를 구현해 냈습니다. 차가운 공기 속에서도 따스한 온기를 머금은 선율은 바이닐의 소리골을 타고 흘러나와, 세월이 흘러도 변치 않는 순백의 그리움과 시대를 초월한 예술적 감동을 전합니다.</w:t>
       </w:r>
     </w:p>
     <w:p>
       <w:pPr>
-        <w:spacing w:line="312" w:lineRule="auto" w:after="120"/>
+        <w:spacing w:line="324" w:lineRule="auto" w:before="200" w:after="80"/>
       </w:pPr>
+      <w:r>
+        <w:rPr w:rFonts="맑은 고딕">
+          <w:rFonts w:ascii="맑은 고딕" w:hAnsi="맑은 고딕" w:eastAsia="맑은 고딕"/>
+          <w:b/>
+          <w:color w:val="1E3A8A"/>
+          <w:sz w:val="24"/>
+        </w:rPr>
+        <w:t>1. 음반 데이터</w:t>
+      </w:r>
+    </w:p>
+    <w:p>
+      <w:pPr>
+        <w:spacing w:line="324" w:lineRule="auto" w:after="80"/>
+      </w:pPr>
+      <w:r>
+        <w:rPr w:rFonts="맑은 고딕">
+          <w:rFonts w:ascii="맑은 고딕" w:hAnsi="맑은 고딕" w:eastAsia="맑은 고딕"/>
+          <w:b w:val="0"/>
+          <w:color w:val="6B7280"/>
+          <w:sz w:val="21"/>
+        </w:rPr>
+        <w:t xml:space="preserve">· </w:t>
+      </w:r>
+      <w:r>
+        <w:rPr w:rFonts="맑은 고딕">
+          <w:rFonts w:ascii="맑은 고딕" w:hAnsi="맑은 고딕" w:eastAsia="맑은 고딕"/>
+          <w:b/>
+          <w:color w:val="1F2937"/>
+          <w:sz w:val="21"/>
+        </w:rPr>
+        <w:t xml:space="preserve">앨범명: </w:t>
+      </w:r>
       <w:r>
         <w:rPr w:rFonts="맑은 고딕">
           <w:rFonts w:ascii="맑은 고딕" w:hAnsi="맑은 고딕" w:eastAsia="맑은 고딕"/>
           <w:b w:val="0"/>
           <w:sz w:val="21"/>
         </w:rPr>
-        <w:t>음악적으로 이 음반은 조지 마이클이라는 위대한 아티스트의 천재적인 프로듀싱 능력이 집약된 결정체입니다. 그는 외부 세션 뮤지션의 참여를 최소화한 채, 린드럼(LinnDrum) 드럼 머신과 롤랜드 주노-60(Roland Juno-60) 신디사이저를 직접 연주하며 곡의 모든 요소를 손수 구축했습니다. 경쾌하고 따뜻한 크리스마스 벨 소리와 신나는 리듬 뒤에 스며있는 씁쓸한 이별의 가사는 오묘한 감정적 대조를 이룹니다. 화려한 연말의 풍경 속에서 느껴지는 고독과 아련함을 담아낸 조지 마이클의 감미롭고 호소력 짙은 보컬은 듣는 이의 감성을 깊게 자극합니다.</w:t>
+        <w:t>Last Christmas</w:t>
       </w:r>
     </w:p>
     <w:p>
       <w:pPr>
-        <w:spacing w:line="312" w:lineRule="auto" w:after="120"/>
+        <w:spacing w:line="324" w:lineRule="auto" w:after="80"/>
       </w:pPr>
+      <w:r>
+        <w:rPr w:rFonts="맑은 고딕">
+          <w:rFonts w:ascii="맑은 고딕" w:hAnsi="맑은 고딕" w:eastAsia="맑은 고딕"/>
+          <w:b w:val="0"/>
+          <w:color w:val="6B7280"/>
+          <w:sz w:val="21"/>
+        </w:rPr>
+        <w:t xml:space="preserve">· </w:t>
+      </w:r>
+      <w:r>
+        <w:rPr w:rFonts="맑은 고딕">
+          <w:rFonts w:ascii="맑은 고딕" w:hAnsi="맑은 고딕" w:eastAsia="맑은 고딕"/>
+          <w:b/>
+          <w:color w:val="1F2937"/>
+          <w:sz w:val="21"/>
+        </w:rPr>
+        <w:t xml:space="preserve">아티스트: </w:t>
+      </w:r>
       <w:r>
         <w:rPr w:rFonts="맑은 고딕">
           <w:rFonts w:ascii="맑은 고딕" w:hAnsi="맑은 고딕" w:eastAsia="맑은 고딕"/>
           <w:b w:val="0"/>
           <w:sz w:val="21"/>
         </w:rPr>
-        <w:t>본 음반의 가치는 타이틀곡에만 국한되지 않습니다. 함께 수록된 (혹은 더블 A사이드 형태로 발표된) 'Everything She Wants' 역시 팝 역사상 가장 세련된 펑키 리듬과 어두운 신스 베이스라인을 자랑하는 명곡입니다. 사랑과 물질적 욕망 사이에서 갈등하는 남성의 심리를 날카롭게 포착한 이 곡은 웸!의 음악적 스펙트럼이 결코 가볍지 않음을 증명합니다. 또한 12인치 롱 플레이(LP) 버전에 수록된 'Pudding Mix'는 더욱 넉넉하고 풍성한 편곡으로 아날로그 사운드 특유의 온기를 극대화합니다.</w:t>
+        <w:t>Wham! (왐!)</w:t>
       </w:r>
     </w:p>
     <w:p>
       <w:pPr>
-        <w:spacing w:line="312" w:lineRule="auto" w:after="120"/>
+        <w:spacing w:line="324" w:lineRule="auto" w:after="80"/>
       </w:pPr>
+      <w:r>
+        <w:rPr w:rFonts="맑은 고딕">
+          <w:rFonts w:ascii="맑은 고딕" w:hAnsi="맑은 고딕" w:eastAsia="맑은 고딕"/>
+          <w:b w:val="0"/>
+          <w:color w:val="6B7280"/>
+          <w:sz w:val="21"/>
+        </w:rPr>
+        <w:t xml:space="preserve">· </w:t>
+      </w:r>
+      <w:r>
+        <w:rPr w:rFonts="맑은 고딕">
+          <w:rFonts w:ascii="맑은 고딕" w:hAnsi="맑은 고딕" w:eastAsia="맑은 고딕"/>
+          <w:b/>
+          <w:color w:val="1F2937"/>
+          <w:sz w:val="21"/>
+        </w:rPr>
+        <w:t xml:space="preserve">발매 정보: </w:t>
+      </w:r>
       <w:r>
         <w:rPr w:rFonts="맑은 고딕">
           <w:rFonts w:ascii="맑은 고딕" w:hAnsi="맑은 고딕" w:eastAsia="맑은 고딕"/>
           <w:b w:val="0"/>
           <w:sz w:val="21"/>
         </w:rPr>
-        <w:t>&lt;Last Christmas&gt; LP는 단순한 절기용 음반을 넘어, 세월이 흘러도 변치 않는 팝 음악의 낭만과 아날로그의 향수를 고스란히 간직하고 있습니다. 바늘이 LP의 그루브를 탈 때 흘러나오는 특유의 질감과 조지 마이클의 섬세한 미성은 시공간을 초월하여 청자를 1980년대의 찬란했던 겨울날의 추억 속으로 안내합니다. 쌀쌀한 바람이 불어오는 계절, 따뜻한 차 한 잔과 함께 정갈하게 감상하기에 더없이 완벽한 명반입니다.</w:t>
+        <w:t>1984년 12월 에픽 레코드(Epic Records)를 통해 발매된 싱글 및 12인치 맥시 싱글(Maxi-Single) 음반으로, 조지 마이클이 런던의 애드비전 스튜디오(Advision Studios)에서 직접 작사·작곡·프로듀싱 및 거의 모든 악기 연주를 도맡아 탄생시킨 기념비적인 명반입니다.</w:t>
+      </w:r>
+    </w:p>
+    <w:p>
+      <w:pPr>
+        <w:spacing w:line="324" w:lineRule="auto" w:after="80"/>
+      </w:pPr>
+      <w:r>
+        <w:rPr w:rFonts="맑은 고딕">
+          <w:rFonts w:ascii="맑은 고딕" w:hAnsi="맑은 고딕" w:eastAsia="맑은 고딕"/>
+          <w:b w:val="0"/>
+          <w:color w:val="6B7280"/>
+          <w:sz w:val="21"/>
+        </w:rPr>
+        <w:t xml:space="preserve">· </w:t>
+      </w:r>
+      <w:r>
+        <w:rPr w:rFonts="맑은 고딕">
+          <w:rFonts w:ascii="맑은 고딕" w:hAnsi="맑은 고딕" w:eastAsia="맑은 고딕"/>
+          <w:b/>
+          <w:color w:val="1F2937"/>
+          <w:sz w:val="21"/>
+        </w:rPr>
+        <w:t xml:space="preserve">LP 인기도(판매량): </w:t>
+      </w:r>
+      <w:r>
+        <w:rPr w:rFonts="맑은 고딕">
+          <w:rFonts w:ascii="맑은 고딕" w:hAnsi="맑은 고딕" w:eastAsia="맑은 고딕"/>
+          <w:b w:val="0"/>
+          <w:sz w:val="21"/>
+        </w:rPr>
+        <w:t>발매 당시 영국 싱글 차트 2위에 오르며 수백만 장의 경이적인 판매고를 기록하였고, 이후 매년 겨울 차트를 역주행하여 2021년 발매 36년 만에 영국 오피셜 차트 1위를 탈환하는 진기록을 세웠으며 전 세계적으로 다이아몬드 및 멀티 플래티넘 인증을 받았습니다.</w:t>
+      </w:r>
+    </w:p>
+    <w:p>
+      <w:pPr>
+        <w:spacing w:line="324" w:lineRule="auto" w:after="80"/>
+      </w:pPr>
+      <w:r>
+        <w:rPr w:rFonts="맑은 고딕">
+          <w:rFonts w:ascii="맑은 고딕" w:hAnsi="맑은 고딕" w:eastAsia="맑은 고딕"/>
+          <w:b w:val="0"/>
+          <w:color w:val="6B7280"/>
+          <w:sz w:val="21"/>
+        </w:rPr>
+        <w:t xml:space="preserve">· </w:t>
+      </w:r>
+      <w:r>
+        <w:rPr w:rFonts="맑은 고딕">
+          <w:rFonts w:ascii="맑은 고딕" w:hAnsi="맑은 고딕" w:eastAsia="맑은 고딕"/>
+          <w:b/>
+          <w:color w:val="1F2937"/>
+          <w:sz w:val="21"/>
+        </w:rPr>
+        <w:t xml:space="preserve">각종 수상경력: </w:t>
+      </w:r>
+      <w:r>
+        <w:rPr w:rFonts="맑은 고딕">
+          <w:rFonts w:ascii="맑은 고딕" w:hAnsi="맑은 고딕" w:eastAsia="맑은 고딕"/>
+          <w:b w:val="0"/>
+          <w:sz w:val="21"/>
+        </w:rPr>
+        <w:t>영국 포노그래픽 인더스트리(BPI) 멀티 플래티넘 인증, 아이버 노벨로(Ivor Novello) 어워드 수상 기반의 음악적 성과 인정 및 팝 역사상 가장 위대한 크리스마스 명곡 중 하나로 지속해서 헌정되고 있습니다.</w:t>
+      </w:r>
+    </w:p>
+    <w:p>
+      <w:pPr>
+        <w:spacing w:line="324" w:lineRule="auto" w:before="200" w:after="80"/>
+      </w:pPr>
+      <w:r>
+        <w:rPr w:rFonts="맑은 고딕">
+          <w:rFonts w:ascii="맑은 고딕" w:hAnsi="맑은 고딕" w:eastAsia="맑은 고딕"/>
+          <w:b/>
+          <w:color w:val="1E3A8A"/>
+          <w:sz w:val="24"/>
+        </w:rPr>
+        <w:t>2. 아티스트 정보</w:t>
+      </w:r>
+    </w:p>
+    <w:p>
+      <w:pPr>
+        <w:spacing w:line="324" w:lineRule="auto" w:after="80"/>
+      </w:pPr>
+      <w:r>
+        <w:rPr w:rFonts="맑은 고딕">
+          <w:rFonts w:ascii="맑은 고딕" w:hAnsi="맑은 고딕" w:eastAsia="맑은 고딕"/>
+          <w:b w:val="0"/>
+          <w:color w:val="6B7280"/>
+          <w:sz w:val="21"/>
+        </w:rPr>
+        <w:t xml:space="preserve">· </w:t>
+      </w:r>
+      <w:r>
+        <w:rPr w:rFonts="맑은 고딕">
+          <w:rFonts w:ascii="맑은 고딕" w:hAnsi="맑은 고딕" w:eastAsia="맑은 고딕"/>
+          <w:b/>
+          <w:color w:val="1F2937"/>
+          <w:sz w:val="21"/>
+        </w:rPr>
+        <w:t xml:space="preserve">국적: </w:t>
+      </w:r>
+      <w:r>
+        <w:rPr w:rFonts="맑은 고딕">
+          <w:rFonts w:ascii="맑은 고딕" w:hAnsi="맑은 고딕" w:eastAsia="맑은 고딕"/>
+          <w:b w:val="0"/>
+          <w:sz w:val="21"/>
+        </w:rPr>
+        <w:t>영국 (United Kingdom)</w:t>
+      </w:r>
+    </w:p>
+    <w:p>
+      <w:pPr>
+        <w:spacing w:line="324" w:lineRule="auto" w:after="80"/>
+      </w:pPr>
+      <w:r>
+        <w:rPr w:rFonts="맑은 고딕">
+          <w:rFonts w:ascii="맑은 고딕" w:hAnsi="맑은 고딕" w:eastAsia="맑은 고딕"/>
+          <w:b w:val="0"/>
+          <w:color w:val="6B7280"/>
+          <w:sz w:val="21"/>
+        </w:rPr>
+        <w:t xml:space="preserve">· </w:t>
+      </w:r>
+      <w:r>
+        <w:rPr w:rFonts="맑은 고딕">
+          <w:rFonts w:ascii="맑은 고딕" w:hAnsi="맑은 고딕" w:eastAsia="맑은 고딕"/>
+          <w:b/>
+          <w:color w:val="1F2937"/>
+          <w:sz w:val="21"/>
+        </w:rPr>
+        <w:t xml:space="preserve">생몰년도: </w:t>
+      </w:r>
+      <w:r>
+        <w:rPr w:rFonts="맑은 고딕">
+          <w:rFonts w:ascii="맑은 고딕" w:hAnsi="맑은 고딕" w:eastAsia="맑은 고딕"/>
+          <w:b w:val="0"/>
+          <w:sz w:val="21"/>
+        </w:rPr>
+        <w:t>1981년 결성 ~ 1986년 해체 (조지 마이클: 1963년 ~ 2016년 / 앤드루 리즐리: 1963년 출생)</w:t>
+      </w:r>
+    </w:p>
+    <w:p>
+      <w:pPr>
+        <w:spacing w:line="324" w:lineRule="auto" w:after="80"/>
+      </w:pPr>
+      <w:r>
+        <w:rPr w:rFonts="맑은 고딕">
+          <w:rFonts w:ascii="맑은 고딕" w:hAnsi="맑은 고딕" w:eastAsia="맑은 고딕"/>
+          <w:b w:val="0"/>
+          <w:color w:val="6B7280"/>
+          <w:sz w:val="21"/>
+        </w:rPr>
+        <w:t xml:space="preserve">· </w:t>
+      </w:r>
+      <w:r>
+        <w:rPr w:rFonts="맑은 고딕">
+          <w:rFonts w:ascii="맑은 고딕" w:hAnsi="맑은 고딕" w:eastAsia="맑은 고딕"/>
+          <w:b/>
+          <w:color w:val="1F2937"/>
+          <w:sz w:val="21"/>
+        </w:rPr>
+        <w:t xml:space="preserve">그룹 소속: </w:t>
+      </w:r>
+      <w:r>
+        <w:rPr w:rFonts="맑은 고딕">
+          <w:rFonts w:ascii="맑은 고딕" w:hAnsi="맑은 고딕" w:eastAsia="맑은 고딕"/>
+          <w:b w:val="0"/>
+          <w:sz w:val="21"/>
+        </w:rPr>
+        <w:t>2인조 남성 팝 듀오</w:t>
+      </w:r>
+    </w:p>
+    <w:p>
+      <w:pPr>
+        <w:spacing w:line="324" w:lineRule="auto" w:after="80"/>
+      </w:pPr>
+      <w:r>
+        <w:rPr w:rFonts="맑은 고딕">
+          <w:rFonts w:ascii="맑은 고딕" w:hAnsi="맑은 고딕" w:eastAsia="맑은 고딕"/>
+          <w:b w:val="0"/>
+          <w:color w:val="6B7280"/>
+          <w:sz w:val="21"/>
+        </w:rPr>
+        <w:t xml:space="preserve">· </w:t>
+      </w:r>
+      <w:r>
+        <w:rPr w:rFonts="맑은 고딕">
+          <w:rFonts w:ascii="맑은 고딕" w:hAnsi="맑은 고딕" w:eastAsia="맑은 고딕"/>
+          <w:b/>
+          <w:color w:val="1F2937"/>
+          <w:sz w:val="21"/>
+        </w:rPr>
+        <w:t xml:space="preserve">아티스트 소개: </w:t>
+      </w:r>
+      <w:r>
+        <w:rPr w:rFonts="맑은 고딕">
+          <w:rFonts w:ascii="맑은 고딕" w:hAnsi="맑은 고딕" w:eastAsia="맑은 고딕"/>
+          <w:b w:val="0"/>
+          <w:sz w:val="21"/>
+        </w:rPr>
+        <w:t>조지 마이클과 앤드루 리즐리로 구성된 왐!(Wham!)은 1980년대 브리티시 팝의 황금기를 주도하며 경쾌한 댄스 팝과 소울풀한 감성을 완벽하게 조화시킨 전설적인 듀오입니다. 특히 조지 마이클은 뛰어난 송라이팅 능력과 호소력 짙은 가창력으로 대중음악계의 거장으로 자리매김하며 당대 청년 문화의 아이콘이자 팝 음악사의 영원한 마에스트로로 기억되고 있습니다.</w:t>
+      </w:r>
+    </w:p>
+    <w:p>
+      <w:pPr>
+        <w:spacing w:line="324" w:lineRule="auto" w:before="200" w:after="80"/>
+      </w:pPr>
+      <w:r>
+        <w:rPr w:rFonts="맑은 고딕">
+          <w:rFonts w:ascii="맑은 고딕" w:hAnsi="맑은 고딕" w:eastAsia="맑은 고딕"/>
+          <w:b/>
+          <w:color w:val="1E3A8A"/>
+          <w:sz w:val="24"/>
+        </w:rPr>
+        <w:t>3. 음반 상세 분석</w:t>
+      </w:r>
+    </w:p>
+    <w:p>
+      <w:pPr>
+        <w:spacing w:line="324" w:lineRule="auto" w:after="80"/>
+      </w:pPr>
+      <w:r>
+        <w:rPr w:rFonts="맑은 고딕">
+          <w:rFonts w:ascii="맑은 고딕" w:hAnsi="맑은 고딕" w:eastAsia="맑은 고딕"/>
+          <w:b w:val="0"/>
+          <w:color w:val="6B7280"/>
+          <w:sz w:val="21"/>
+        </w:rPr>
+        <w:t xml:space="preserve">· </w:t>
+      </w:r>
+      <w:r>
+        <w:rPr w:rFonts="맑은 고딕">
+          <w:rFonts w:ascii="맑은 고딕" w:hAnsi="맑은 고딕" w:eastAsia="맑은 고딕"/>
+          <w:b/>
+          <w:color w:val="1F2937"/>
+          <w:sz w:val="21"/>
+        </w:rPr>
+        <w:t xml:space="preserve">역사적 위치: </w:t>
+      </w:r>
+      <w:r>
+        <w:rPr w:rFonts="맑은 고딕">
+          <w:rFonts w:ascii="맑은 고딕" w:hAnsi="맑은 고딕" w:eastAsia="맑은 고딕"/>
+          <w:b w:val="0"/>
+          <w:sz w:val="21"/>
+        </w:rPr>
+        <w:t>1980년대 신스팝의 세련된 문법과 모타운풍의 감성적인 소울 팝을 접목하여 캐럴 음악의 패러다임을 바꾼 음반입니다. 상업적 성공에 안주하지 않고 홀로 스튜디오에서 드럼 머신과 신시사이저를 조율하며 곡을 빚어낸 조지 마이클의 작가주의적 면모가 돋보이며, 팝 음악이 지닌 서정적 깊이와 대중성을 동시에 극대화한 걸작으로 평가받습니다.</w:t>
+      </w:r>
+    </w:p>
+    <w:p>
+      <w:pPr>
+        <w:spacing w:line="324" w:lineRule="auto" w:after="80"/>
+      </w:pPr>
+      <w:r>
+        <w:rPr w:rFonts="맑은 고딕">
+          <w:rFonts w:ascii="맑은 고딕" w:hAnsi="맑은 고딕" w:eastAsia="맑은 고딕"/>
+          <w:b w:val="0"/>
+          <w:color w:val="6B7280"/>
+          <w:sz w:val="21"/>
+        </w:rPr>
+        <w:t xml:space="preserve">· </w:t>
+      </w:r>
+      <w:r>
+        <w:rPr w:rFonts="맑은 고딕">
+          <w:rFonts w:ascii="맑은 고딕" w:hAnsi="맑은 고딕" w:eastAsia="맑은 고딕"/>
+          <w:b/>
+          <w:color w:val="1F2937"/>
+          <w:sz w:val="21"/>
+        </w:rPr>
+        <w:t xml:space="preserve">시대의 흔적(스토리텔링): </w:t>
+      </w:r>
+      <w:r>
+        <w:rPr w:rFonts="맑은 고딕">
+          <w:rFonts w:ascii="맑은 고딕" w:hAnsi="맑은 고딕" w:eastAsia="맑은 고딕"/>
+          <w:b w:val="0"/>
+          <w:sz w:val="21"/>
+        </w:rPr>
+        <w:t>1984년 스위스의 눈 덮인 산장에서 촬영된 뮤직비디오와 함께 각인된 이 음반은 화려했던 1980년대의 네온사인과 청춘들의 설렘, 그리고 그 이면에 감춰진 실연의 쓸쓸함을 고스란히 담고 있습니다. 당시 에티오피아 기아 난민을 돕기 위해 음반 수익금을 전액 기부했던 노블레스 오블리주의 미덕까지 깃들어 있어, 한 시대의 낭만과 온기가 고결하게 녹아 있는 역사적 산물입니다.</w:t>
+      </w:r>
+    </w:p>
+    <w:p>
+      <w:pPr>
+        <w:spacing w:line="324" w:lineRule="auto" w:before="200" w:after="80"/>
+      </w:pPr>
+      <w:r>
+        <w:rPr w:rFonts="맑은 고딕">
+          <w:rFonts w:ascii="맑은 고딕" w:hAnsi="맑은 고딕" w:eastAsia="맑은 고딕"/>
+          <w:b/>
+          <w:color w:val="1E3A8A"/>
+          <w:sz w:val="24"/>
+        </w:rPr>
+        <w:t>4. 주요 수록곡 및 감상 제언</w:t>
+      </w:r>
+    </w:p>
+    <w:p>
+      <w:pPr>
+        <w:spacing w:line="324" w:lineRule="auto" w:after="80"/>
+      </w:pPr>
+      <w:r>
+        <w:rPr w:rFonts="맑은 고딕">
+          <w:rFonts w:ascii="맑은 고딕" w:hAnsi="맑은 고딕" w:eastAsia="맑은 고딕"/>
+          <w:b w:val="0"/>
+          <w:color w:val="6B7280"/>
+          <w:sz w:val="21"/>
+        </w:rPr>
+        <w:t xml:space="preserve">· </w:t>
+      </w:r>
+      <w:r>
+        <w:rPr w:rFonts="맑은 고딕">
+          <w:rFonts w:ascii="맑은 고딕" w:hAnsi="맑은 고딕" w:eastAsia="맑은 고딕"/>
+          <w:b/>
+          <w:color w:val="1F2937"/>
+          <w:sz w:val="21"/>
+        </w:rPr>
+        <w:t xml:space="preserve">주요 수록곡 특징: </w:t>
+      </w:r>
+      <w:r>
+        <w:rPr w:rFonts="맑은 고딕">
+          <w:rFonts w:ascii="맑은 고딕" w:hAnsi="맑은 고딕" w:eastAsia="맑은 고딕"/>
+          <w:b w:val="0"/>
+          <w:sz w:val="21"/>
+        </w:rPr>
+        <w:t>타이틀곡 "Last Christmas"는 영롱하게 반짝이는 롤랜드 신시사이저와 절제된 린드럼(LinnDrum) 리듬 위로, 조지 마이클의 감미롭고 애수 어린 보컬이 얹혀 애틋한 슬픔을 역설적인 화사함으로 승화시킵니다. 함께 수록된 "Everything She Wants" 등의 커플링 곡은 왐! 특유의 그루브 넘치는 베이스라인과 치밀한 편곡이 돋보이며 도회적이고 세련된 80년대 팝의 정수를 들려줍니다.</w:t>
+      </w:r>
+    </w:p>
+    <w:p>
+      <w:pPr>
+        <w:spacing w:line="324" w:lineRule="auto" w:after="80"/>
+      </w:pPr>
+      <w:r>
+        <w:rPr w:rFonts="맑은 고딕">
+          <w:rFonts w:ascii="맑은 고딕" w:hAnsi="맑은 고딕" w:eastAsia="맑은 고딕"/>
+          <w:b w:val="0"/>
+          <w:color w:val="6B7280"/>
+          <w:sz w:val="21"/>
+        </w:rPr>
+        <w:t xml:space="preserve">· </w:t>
+      </w:r>
+      <w:r>
+        <w:rPr w:rFonts="맑은 고딕">
+          <w:rFonts w:ascii="맑은 고딕" w:hAnsi="맑은 고딕" w:eastAsia="맑은 고딕"/>
+          <w:b/>
+          <w:color w:val="1F2937"/>
+          <w:sz w:val="21"/>
+        </w:rPr>
+        <w:t xml:space="preserve">빈티지 감상 제언: </w:t>
+      </w:r>
+      <w:r>
+        <w:rPr w:rFonts="맑은 고딕">
+          <w:rFonts w:ascii="맑은 고딕" w:hAnsi="맑은 고딕" w:eastAsia="맑은 고딕"/>
+          <w:b w:val="0"/>
+          <w:sz w:val="21"/>
+        </w:rPr>
+        <w:t>턴테이블의 카트리지가 소리골에 닿을 때 피어오르는 미세한 표면 잡음은 눈 덮인 겨울밤의 벽난로를 연상케 합니다. 진공관 앰프를 거치며 신시사이저의 차가운 전자음은 풍성하고 포근한 아날로그 배음으로 변화하며, 조지 마이클의 호흡과 입술 끝의 떨림까지 따스하게 전달되는 중음역의 질감에 귀를 기울일 때 가장 깊은 감동을 느낄 수 있습니다.</w:t>
+      </w:r>
+    </w:p>
+    <w:p>
+      <w:pPr>
+        <w:spacing w:line="324" w:lineRule="auto" w:after="80"/>
+      </w:pPr>
+      <w:r>
+        <w:rPr w:rFonts="맑은 고딕">
+          <w:rFonts w:ascii="맑은 고딕" w:hAnsi="맑은 고딕" w:eastAsia="맑은 고딕"/>
+          <w:b w:val="0"/>
+          <w:color w:val="6B7280"/>
+          <w:sz w:val="21"/>
+        </w:rPr>
+        <w:t xml:space="preserve">· </w:t>
+      </w:r>
+      <w:r>
+        <w:rPr w:rFonts="맑은 고딕">
+          <w:rFonts w:ascii="맑은 고딕" w:hAnsi="맑은 고딕" w:eastAsia="맑은 고딕"/>
+          <w:b/>
+          <w:color w:val="1F2937"/>
+          <w:sz w:val="21"/>
+        </w:rPr>
+        <w:t xml:space="preserve">소장 가치: </w:t>
+      </w:r>
+      <w:r>
+        <w:rPr w:rFonts="맑은 고딕">
+          <w:rFonts w:ascii="맑은 고딕" w:hAnsi="맑은 고딕" w:eastAsia="맑은 고딕"/>
+          <w:b w:val="0"/>
+          <w:sz w:val="21"/>
+        </w:rPr>
+        <w:t>단순한 시즌 음반을 넘어 시대를 상징하는 시각적 재킷 아트워크와 최상의 아날로그 마스터링 사운드를 간직한 필수 소장반입니다. 계절의 변화와 무관하게 한 예술가의 청춘과 천재성이 가장 빛나던 찰나를 손으로 직접 만지고 소유할 수 있다는 점에서 LP 컬렉터에게 대체 불가능한 정서적 안식처가 되어 줍니다.</w:t>
+      </w:r>
+    </w:p>
+    <w:p>
+      <w:pPr>
+        <w:spacing w:line="324" w:lineRule="auto" w:after="120" w:before="160"/>
+      </w:pPr>
+      <w:r>
+        <w:rPr w:rFonts="맑은 고딕">
+          <w:rFonts w:ascii="맑은 고딕" w:hAnsi="맑은 고딕" w:eastAsia="맑은 고딕"/>
+          <w:b/>
+          <w:color w:val="4338CA"/>
+          <w:sz w:val="21"/>
+        </w:rPr>
+        <w:t>이 음반을 통해 차가운 겨울바람 속에서도 꺼지지 않는 촛불처럼 따스한 아날로그 선율이 전해주는 감동을 다시 한번 경험해 보시는 것은 어떨까요?</w:t>
       </w:r>
     </w:p>
     <w:sectPr>
       <w:pgSz w:w="12240" w:h="15840"/>
-      <w:pgMar w:top="1440" w:right="1440" w:bottom="1440" w:left="1440" w:header="720" w:footer="720" w:gutter="0"/>
+      <w:pgMar w:top="1152" w:right="1296" w:bottom="1152" w:left="1296" w:header="720" w:footer="720" w:gutter="0"/>
       <w:cols w:space="720"/>
       <w:docGrid w:linePitch="360"/>
     </w:sectPr>

--- a/word_reports/LP_0375_위치_176_Wham!_Last Christmas.docx
+++ b/word_reports/LP_0375_위치_176_Wham!_Last Christmas.docx
@@ -32,7 +32,7 @@
     </w:p>
     <w:p>
       <w:pPr>
-        <w:spacing w:line="324" w:lineRule="auto" w:before="80" w:after="160"/>
+        <w:spacing w:line="324" w:lineRule="auto" w:before="80" w:after="120"/>
       </w:pPr>
       <w:r>
         <w:rPr w:rFonts="맑은 고딕">
@@ -42,13 +42,6 @@
           <w:sz w:val="22"/>
         </w:rPr>
         <w:t xml:space="preserve">[음반 소개] </w:t>
-      </w:r>
-      <w:r>
-        <w:rPr w:rFonts="맑은 고딕">
-          <w:rFonts w:ascii="맑은 고딕" w:hAnsi="맑은 고딕" w:eastAsia="맑은 고딕"/>
-          <w:b w:val="0"/>
-          <w:sz w:val="21"/>
-        </w:rPr>
       </w:r>
     </w:p>
     <w:p>
@@ -61,7 +54,46 @@
           <w:b w:val="0"/>
           <w:sz w:val="21"/>
         </w:rPr>
-        <w:t>겨울의 문턱에서 피어나는 아련한 회한과 찬란한 청춘의 낭만을 담아낸 &lt;Last Christmas&gt;는 반세기에 가까운 세월 동안 전 세계인의 가슴을 적셔온 불멸의 팝 클래식입니다. 조지 마이클의 천재적인 멜로디 감각과 섬세한 보컬 미학이 응축된 이 작품은 단순한 연말 시즌송의 경계를 훌쩍 뛰어넘어, 팝 음악이 도달할 수 있는 가장 우아하고 서정적인 비가를 구현해 냈습니다. 차가운 공기 속에서도 따스한 온기를 머금은 선율은 바이닐의 소리골을 타고 흘러나와, 세월이 흘러도 변치 않는 순백의 그리움과 시대를 초월한 예술적 감동을 전합니다.</w:t>
+        <w:t>겨울의 초입, 차가운 공기 속에서 회전하는 턴테이블 위로 조용히 바늘이 내려앉을 때, 우리를 단숨에 1984년의 아련한 설원으로 데려다주는 음악이 있습니다. 왐!(Wham!)의 &lt;Last Christmas&gt;는 단순한 시즌송의 범주를 아득히 넘어, 상실의 슬픔과 낭만적 노스탤지어가 찬란하게 교차하는 현대 팝 음악사의 서정적 금자탑입니다. 흥겨운 축제의 소란 뒤편에 자리한 청춘의 쓸쓸한 내면을 포착한 이 걸작은, 조지 마이클(George Michael)이라는 20세기 최고의 천재 싱어송라이터가 빚어낸 가장 순수하고도 투명한 음악적 고백록입니다.</w:t>
+      </w:r>
+    </w:p>
+    <w:p>
+      <w:pPr>
+        <w:spacing w:line="324" w:lineRule="auto" w:after="120"/>
+      </w:pPr>
+      <w:r>
+        <w:rPr w:rFonts="맑은 고딕">
+          <w:rFonts w:ascii="맑은 고딕" w:hAnsi="맑은 고딕" w:eastAsia="맑은 고딕"/>
+          <w:b w:val="0"/>
+          <w:sz w:val="21"/>
+        </w:rPr>
+        <w:t>이 곡은 조지 마이클이 부모님의 집 작은 방에서 롤랜드(Roland) 주노 신디사이저와 린드럼(LinnDrum)만을 가지고 거의 독자적으로 완성해 낸 기적 같은 트랙입니다. 그는 당시 만개하던 80년대 댄스 팝의 화려함 속에 모타운 특유의 애틋한 소울 감성을 절묘하게 길어 올렸습니다. 반짝이는 썰매 종소리와 경쾌한 멜로디 이면에 흐르는 짙은 비애감, 즉 ‘눈물 속에 피어난 축제’라는 독창적인 정서적 모순은 전 세계 음악 애호가들의 가슴속에 깊은 파문을 일으켰으며, 시대를 초월하여 영원히 박제된 서정의 표본이 되었습니다.</w:t>
+      </w:r>
+    </w:p>
+    <w:p>
+      <w:pPr>
+        <w:spacing w:line="324" w:lineRule="auto" w:after="120"/>
+      </w:pPr>
+      <w:r>
+        <w:rPr w:rFonts="맑은 고딕">
+          <w:rFonts w:ascii="맑은 고딕" w:hAnsi="맑은 고딕" w:eastAsia="맑은 고딕"/>
+          <w:b w:val="0"/>
+          <w:sz w:val="21"/>
+        </w:rPr>
+        <w:t>음악사적으로도 본 음반은 매우 특별한 궤적을 지닙니다. 발매 당시 에티오피아 기근 구호를 위해 결성된 밴드 에이드(Band Aid)의 'Do They Know It’s Christmas?'에 밀려 차트 2위에 머물렀으나, 조지 마이클은 음반의 전 수익을 기부하며 예술가로서의 숭고한 사회적 책무를 다했습니다. 그리고 수많은 세월이 흐른 뒤에도 매년 겨울마다 경이로운 역주행을 거듭한 끝에 마침내 정상을 차지하며, 진정한 명작은 시간이라는 시험대 위에서 비로소 그 불멸의 가치를 증명한다는 평론계의 오랜 격언을 온몸으로 웅변해 냈습니다.</w:t>
+      </w:r>
+    </w:p>
+    <w:p>
+      <w:pPr>
+        <w:spacing w:line="324" w:lineRule="auto" w:after="120"/>
+      </w:pPr>
+      <w:r>
+        <w:rPr w:rFonts="맑은 고딕">
+          <w:rFonts w:ascii="맑은 고딕" w:hAnsi="맑은 고딕" w:eastAsia="맑은 고딕"/>
+          <w:b w:val="0"/>
+          <w:sz w:val="21"/>
+        </w:rPr>
+        <w:t>아날로그 바이닐의 고유한 홈을 타고 흐르는 조지 마이클의 맑고 서늘한 미성은, 디지털 음원에서는 결코 체감할 수 없는 80년대 특유의 아늑한 온기와 쓸쓸함을 고스란히 복원해 냅니다. 눈 덮인 스위스 사스페(Saas-Fee)의 산장을 배경으로 한 뮤직비디오 속 아련한 눈빛처럼, 이 음반은 찬란했던 지난날의 사랑을 기억하는 모든 이들에게 세월이 아무리 흘러도 바래지 않는 따스하고도 시린 감성적 위로를 건네고 있습니다.</w:t>
       </w:r>
     </w:p>
     <w:p>
@@ -168,7 +200,7 @@
           <w:b w:val="0"/>
           <w:sz w:val="21"/>
         </w:rPr>
-        <w:t>1984년 12월 에픽 레코드(Epic Records)를 통해 발매된 싱글 및 12인치 맥시 싱글(Maxi-Single) 음반으로, 조지 마이클이 런던의 애드비전 스튜디오(Advision Studios)에서 직접 작사·작곡·프로듀싱 및 거의 모든 악기 연주를 도맡아 탄생시킨 기념비적인 명반입니다.</w:t>
+        <w:t>1984년 12월 에픽(Epic) 레코드를 통해 발매된 역사적인 홀리데이 더블 A사이드 싱글반으로, 1980년대 브리티시 뉴웨이브 및 신스팝의 황금기를 상징하는 기념비적 음반.</w:t>
       </w:r>
     </w:p>
     <w:p>
@@ -199,7 +231,7 @@
           <w:b w:val="0"/>
           <w:sz w:val="21"/>
         </w:rPr>
-        <w:t>발매 당시 영국 싱글 차트 2위에 오르며 수백만 장의 경이적인 판매고를 기록하였고, 이후 매년 겨울 차트를 역주행하여 2021년 발매 36년 만에 영국 오피셜 차트 1위를 탈환하는 진기록을 세웠으며 전 세계적으로 다이아몬드 및 멀티 플래티넘 인증을 받았습니다.</w:t>
+        <w:t>발매 당시 영국에서만 100만 장 이상의 경이로운 판매고를 올렸으며, 2021년 발매 36년 만에 영국 오피셜 차트 1위에 등극하는 역사적 대기록을 세운 전 세계 다이아몬드/멀티 플래티넘 베스트셀러.</w:t>
       </w:r>
     </w:p>
     <w:p>
@@ -230,7 +262,7 @@
           <w:b w:val="0"/>
           <w:sz w:val="21"/>
         </w:rPr>
-        <w:t>영국 포노그래픽 인더스트리(BPI) 멀티 플래티넘 인증, 아이버 노벨로(Ivor Novello) 어워드 수상 기반의 음악적 성과 인정 및 팝 역사상 가장 위대한 크리스마스 명곡 중 하나로 지속해서 헌정되고 있습니다.</w:t>
+        <w:t>브릿 어워즈(BRIT Awards) 역사상 가장 사랑받는 명곡으로 꼽히며, 롤링스톤 및 빌보드 선정 ‘역대 최고의 홀리데이 팝송’ 최상위권 랭크, 영국 음반산업협회(BPI) 멀티 플래티넘 공인.</w:t>
       </w:r>
     </w:p>
     <w:p>
@@ -306,7 +338,7 @@
           <w:b w:val="0"/>
           <w:sz w:val="21"/>
         </w:rPr>
-        <w:t>1981년 결성 ~ 1986년 해체 (조지 마이클: 1963년 ~ 2016년 / 앤드루 리즐리: 1963년 출생)</w:t>
+        <w:t>그룹 결성 1981년 ~ 해체 1986년 (조지 마이클: 1963년 ~ 2016년 / 앤드루 리즐리: 1963년생)</w:t>
       </w:r>
     </w:p>
     <w:p>
@@ -337,7 +369,7 @@
           <w:b w:val="0"/>
           <w:sz w:val="21"/>
         </w:rPr>
-        <w:t>2인조 남성 팝 듀오</w:t>
+        <w:t>듀오 (포크/소울 기반 댄스 팝 듀오)</w:t>
       </w:r>
     </w:p>
     <w:p>
@@ -368,7 +400,7 @@
           <w:b w:val="0"/>
           <w:sz w:val="21"/>
         </w:rPr>
-        <w:t>조지 마이클과 앤드루 리즐리로 구성된 왐!(Wham!)은 1980년대 브리티시 팝의 황금기를 주도하며 경쾌한 댄스 팝과 소울풀한 감성을 완벽하게 조화시킨 전설적인 듀오입니다. 특히 조지 마이클은 뛰어난 송라이팅 능력과 호소력 짙은 가창력으로 대중음악계의 거장으로 자리매김하며 당대 청년 문화의 아이콘이자 팝 음악사의 영원한 마에스트로로 기억되고 있습니다.</w:t>
+        <w:t>조지 마이클의 천재적인 송라이팅, 독보적인 가창력과 앤드루 리즐리의 유려한 감각이 결합하여 1980년대 글로벌 팝 씬을 뒤흔든 전설적인 듀오입니다. 흑인 음악의 소울풀한 어법을 완벽한 백인 팝의 세련미로 승화시키며 대중음악사에 굵직한 족적을 남겼습니다.</w:t>
       </w:r>
     </w:p>
     <w:p>
@@ -413,7 +445,7 @@
           <w:b w:val="0"/>
           <w:sz w:val="21"/>
         </w:rPr>
-        <w:t>1980년대 신스팝의 세련된 문법과 모타운풍의 감성적인 소울 팝을 접목하여 캐럴 음악의 패러다임을 바꾼 음반입니다. 상업적 성공에 안주하지 않고 홀로 스튜디오에서 드럼 머신과 신시사이저를 조율하며 곡을 빚어낸 조지 마이클의 작가주의적 면모가 돋보이며, 팝 음악이 지닌 서정적 깊이와 대중성을 동시에 극대화한 걸작으로 평가받습니다.</w:t>
+        <w:t>단순한 계절성 기획 음반의 통념을 깨뜨리고, 완벽한 멜로디 메이킹과 편곡 미학을 통해 영원한 팝 스탠더드의 반열에 오른 걸작입니다. 80년대 아날로그 신디사이저와 드럼 머신이 만들어낼 수 있는 서정성의 극치를 구현했다는 학술적·비평적 찬사를 받습니다.</w:t>
       </w:r>
     </w:p>
     <w:p>
@@ -444,7 +476,7 @@
           <w:b w:val="0"/>
           <w:sz w:val="21"/>
         </w:rPr>
-        <w:t>1984년 스위스의 눈 덮인 산장에서 촬영된 뮤직비디오와 함께 각인된 이 음반은 화려했던 1980년대의 네온사인과 청춘들의 설렘, 그리고 그 이면에 감춰진 실연의 쓸쓸함을 고스란히 담고 있습니다. 당시 에티오피아 기아 난민을 돕기 위해 음반 수익금을 전액 기부했던 노블레스 오블리주의 미덕까지 깃들어 있어, 한 시대의 낭만과 온기가 고결하게 녹아 있는 역사적 산물입니다.</w:t>
+        <w:t>찬란한 번영과 화려한 네온사인으로 대표되던 1984년의 공기, 그리고 그 화려함의 이면에서 고독과 낭만을 앓던 80년대 청춘들의 서사적 풍경이 고스란히 담겨 있습니다. 당시 유행하던 낭만주의적 뮤직비디오 미학과 함께 세대의 감수성을 완벽히 대변한 시대의 초상화입니다.</w:t>
       </w:r>
     </w:p>
     <w:p>
@@ -489,7 +521,7 @@
           <w:b w:val="0"/>
           <w:sz w:val="21"/>
         </w:rPr>
-        <w:t>타이틀곡 "Last Christmas"는 영롱하게 반짝이는 롤랜드 신시사이저와 절제된 린드럼(LinnDrum) 리듬 위로, 조지 마이클의 감미롭고 애수 어린 보컬이 얹혀 애틋한 슬픔을 역설적인 화사함으로 승화시킵니다. 함께 수록된 "Everything She Wants" 등의 커플링 곡은 왐! 특유의 그루브 넘치는 베이스라인과 치밀한 편곡이 돋보이며 도회적이고 세련된 80년대 팝의 정수를 들려줍니다.</w:t>
+        <w:t>타이틀곡 "Last Christmas"는 리드미컬한 신스 베이스 위로 내려앉는 서글픈 벨 사운드와 조지 마이클의 처연한 보컬이 완벽한 카타르시스를 자아내며, 커플링 곡으로 자주 수록되는 "Everything She Wants"는 차갑고도 관능적인 신스 펑크(Synth-funk)의 극치를 들려주어 음반의 음악적 깊이를 배가합니다.</w:t>
       </w:r>
     </w:p>
     <w:p>
@@ -520,7 +552,7 @@
           <w:b w:val="0"/>
           <w:sz w:val="21"/>
         </w:rPr>
-        <w:t>턴테이블의 카트리지가 소리골에 닿을 때 피어오르는 미세한 표면 잡음은 눈 덮인 겨울밤의 벽난로를 연상케 합니다. 진공관 앰프를 거치며 신시사이저의 차가운 전자음은 풍성하고 포근한 아날로그 배음으로 변화하며, 조지 마이클의 호흡과 입술 끝의 떨림까지 따스하게 전달되는 중음역의 질감에 귀를 기울일 때 가장 깊은 감동을 느낄 수 있습니다.</w:t>
+        <w:t>진공관 앰프의 온기가 충분히 오른 상태에서 중역대가 두터운 카트리지를 통해 감상하기를 권합니다. 초반부 썰매 방울 소리의 섬세한 고음과 조지 마이클의 숨결이 턴테이블의 미세한 회전 진동과 맞물릴 때, 마치 눈 내리는 겨울밤 통나무 난로 앞에 앉아 있는 듯한 포근한 아날로그 사운드의 진수를 만끽할 수 있습니다.</w:t>
       </w:r>
     </w:p>
     <w:p>
@@ -551,7 +583,7 @@
           <w:b w:val="0"/>
           <w:sz w:val="21"/>
         </w:rPr>
-        <w:t>단순한 시즌 음반을 넘어 시대를 상징하는 시각적 재킷 아트워크와 최상의 아날로그 마스터링 사운드를 간직한 필수 소장반입니다. 계절의 변화와 무관하게 한 예술가의 청춘과 천재성이 가장 빛나던 찰나를 손으로 직접 만지고 소유할 수 있다는 점에서 LP 컬렉터에게 대체 불가능한 정서적 안식처가 되어 줍니다.</w:t>
+        <w:t>세월의 흐름과 무관하게 인류의 연말을 영원히 장식할 인류 공통의 음악 문화유산이며, 80년대 오리지널 아날로그 마스터의 울림을 온전히 담아낸 바이닐로서 클래식 및 팝 컬렉터 모두에게 대체 불가능한 궁극의 수집 가치를 지닙니다.</w:t>
       </w:r>
     </w:p>
     <w:p>
@@ -565,7 +597,7 @@
           <w:color w:val="4338CA"/>
           <w:sz w:val="21"/>
         </w:rPr>
-        <w:t>이 음반을 통해 차가운 겨울바람 속에서도 꺼지지 않는 촛불처럼 따스한 아날로그 선율이 전해주는 감동을 다시 한번 경험해 보시는 것은 어떨까요?</w:t>
+        <w:t>이 음반을 통해 한겨울의 차가운 눈꽃 속에서도 가슴속 깊은 곳을 따스하게 어루만져 주는 불멸의 멜로디가 전해주는 감동을 다시 한번 경험해 보시는 것은 어떨까요?</w:t>
       </w:r>
     </w:p>
     <w:sectPr>
